--- a/策划案.docx
+++ b/策划案.docx
@@ -758,10 +758,13 @@
     </w:p>
     <w:p>
       <w:r>
+        <w:rPr>
+          <w:noProof/>
+        </w:rPr>
         <w:drawing>
-          <wp:inline distT="0" distB="0" distL="0" distR="0" wp14:anchorId="1B592075" wp14:editId="2DF7AE1B">
-            <wp:extent cx="6797174" cy="4183380"/>
-            <wp:effectExtent l="0" t="0" r="3810" b="7620"/>
+          <wp:inline distT="0" distB="0" distL="0" distR="0" wp14:anchorId="1B592075" wp14:editId="056658CA">
+            <wp:extent cx="6768167" cy="4165527"/>
+            <wp:effectExtent l="0" t="0" r="0" b="6985"/>
             <wp:docPr id="1814484236" name="图片 1"/>
             <wp:cNvGraphicFramePr>
               <a:graphicFrameLocks xmlns:a="http://schemas.openxmlformats.org/drawingml/2006/main" noChangeAspect="1"/>
@@ -782,7 +785,7 @@
                   <pic:spPr>
                     <a:xfrm>
                       <a:off x="0" y="0"/>
-                      <a:ext cx="6814805" cy="4194231"/>
+                      <a:ext cx="6802613" cy="4186727"/>
                     </a:xfrm>
                     <a:prstGeom prst="rect">
                       <a:avLst/>
@@ -810,11 +813,6 @@
       </w:r>
     </w:p>
     <w:p>
-      <w:pPr>
-        <w:rPr>
-          <w:rFonts w:hint="eastAsia"/>
-        </w:rPr>
-      </w:pPr>
       <w:r>
         <w:rPr>
           <w:rFonts w:hint="eastAsia"/>
@@ -848,13 +846,7 @@
         <w:t xml:space="preserve"> </w:t>
       </w:r>
     </w:p>
-    <w:p>
-      <w:pPr>
-        <w:rPr>
-          <w:rFonts w:hint="eastAsia"/>
-        </w:rPr>
-      </w:pPr>
-    </w:p>
+    <w:p/>
     <w:p>
       <w:r>
         <w:rPr>
@@ -883,19 +875,8 @@
         <w:t xml:space="preserve"> </w:t>
       </w:r>
     </w:p>
-    <w:p>
-      <w:pPr>
-        <w:rPr>
-          <w:rFonts w:hint="eastAsia"/>
-        </w:rPr>
-      </w:pPr>
-    </w:p>
-    <w:p>
-      <w:pPr>
-        <w:rPr>
-          <w:rFonts w:hint="eastAsia"/>
-        </w:rPr>
-      </w:pPr>
+    <w:p/>
+    <w:p>
       <w:r>
         <w:rPr>
           <w:rFonts w:hint="eastAsia"/>
@@ -923,19 +904,8 @@
         <w:t xml:space="preserve"> </w:t>
       </w:r>
     </w:p>
-    <w:p>
-      <w:pPr>
-        <w:rPr>
-          <w:rFonts w:hint="eastAsia"/>
-        </w:rPr>
-      </w:pPr>
-    </w:p>
-    <w:p>
-      <w:pPr>
-        <w:rPr>
-          <w:rFonts w:hint="eastAsia"/>
-        </w:rPr>
-      </w:pPr>
+    <w:p/>
+    <w:p>
       <w:r>
         <w:rPr>
           <w:rFonts w:hint="eastAsia"/>
@@ -951,11 +921,6 @@
       </w:r>
     </w:p>
     <w:p>
-      <w:pPr>
-        <w:rPr>
-          <w:rFonts w:hint="eastAsia"/>
-        </w:rPr>
-      </w:pPr>
       <w:r>
         <w:rPr>
           <w:rFonts w:ascii="Segoe UI Emoji" w:hAnsi="Segoe UI Emoji" w:cs="Segoe UI Emoji"/>
@@ -982,11 +947,6 @@
       </w:r>
     </w:p>
     <w:p>
-      <w:pPr>
-        <w:rPr>
-          <w:rFonts w:hint="eastAsia"/>
-        </w:rPr>
-      </w:pPr>
       <w:r>
         <w:rPr>
           <w:rFonts w:ascii="Segoe UI Symbol" w:hAnsi="Segoe UI Symbol" w:cs="Segoe UI Symbol"/>
@@ -1056,11 +1016,6 @@
       </w:r>
     </w:p>
     <w:p>
-      <w:pPr>
-        <w:rPr>
-          <w:rFonts w:hint="eastAsia"/>
-        </w:rPr>
-      </w:pPr>
       <w:r>
         <w:rPr>
           <w:rFonts w:hint="eastAsia"/>
